--- a/Fall-2025/logic-for-cs/exercise-set-5.docx
+++ b/Fall-2025/logic-for-cs/exercise-set-5.docx
@@ -165,10 +165,7 @@
         <w:t>a</w:t>
       </w:r>
       <w:r>
-        <w:t xml:space="preserve"> </w:t>
-      </w:r>
-      <w:r>
-        <w:t>→ r(b)</w:t>
+        <w:t xml:space="preserve"> → r(b)</w:t>
       </w:r>
     </w:p>
     <w:p>
@@ -179,13 +176,7 @@
         <w:rPr>
           <w:vertAlign w:val="subscript"/>
         </w:rPr>
-        <w:t>b</w:t>
-      </w:r>
-      <w:r>
-        <w:rPr>
-          <w:vertAlign w:val="subscript"/>
-        </w:rPr>
-        <w:t xml:space="preserve"> </w:t>
+        <w:t xml:space="preserve">b </w:t>
       </w:r>
       <w:r>
         <w:rPr>
@@ -316,10 +307,7 @@
         <w:t xml:space="preserve">. </w:t>
       </w:r>
       <w:r>
-        <w:t xml:space="preserve">By the first formula in exercise 39, this implies F. However, by the third formula </w:t>
-      </w:r>
-      <w:r>
-        <w:t xml:space="preserve">(I </w:t>
+        <w:t xml:space="preserve">By the first formula in exercise 39, this implies F. However, by the third formula (I </w:t>
       </w:r>
       <w:r>
         <w:rPr>
@@ -343,10 +331,7 @@
         <w:t>¬</w:t>
       </w:r>
       <w:r>
-        <w:t>F</w:t>
-      </w:r>
-      <w:r>
-        <w:t xml:space="preserve">, since </w:t>
+        <w:t xml:space="preserve">F, since </w:t>
       </w:r>
       <w:r>
         <w:t>¬B</w:t>
@@ -659,13 +644,7 @@
               <w:rPr>
                 <w:rFonts w:ascii="Cambria Math" w:hAnsi="Cambria Math" w:cs="Cambria Math"/>
               </w:rPr>
-              <w:t xml:space="preserve"> </w:t>
-            </w:r>
-            <w:r>
-              <w:rPr>
-                <w:rFonts w:ascii="Cambria Math" w:hAnsi="Cambria Math" w:cs="Cambria Math"/>
-              </w:rPr>
-              <w:t>∨</w:t>
+              <w:t xml:space="preserve"> ∨</w:t>
             </w:r>
             <w:r>
               <w:rPr>
@@ -722,10 +701,7 @@
               <w:t>¬</w:t>
             </w:r>
             <w:r>
-              <w:t>D</w:t>
-            </w:r>
-            <w:r>
-              <w:t>)</w:t>
+              <w:t>D)</w:t>
             </w:r>
             <w:r>
               <w:t xml:space="preserve">) </w:t>
@@ -875,10 +851,7 @@
               <w:t>¬</w:t>
             </w:r>
             <w:r>
-              <w:t>D</w:t>
-            </w:r>
-            <w:r>
-              <w:t xml:space="preserve">) </w:t>
+              <w:t xml:space="preserve">D) </w:t>
             </w:r>
             <w:r>
               <w:rPr>
@@ -914,13 +887,7 @@
               <w:t>¬</w:t>
             </w:r>
             <w:r>
-              <w:t>D</w:t>
-            </w:r>
-            <w:r>
-              <w:t>)</w:t>
-            </w:r>
-            <w:r>
-              <w:t xml:space="preserve">) </w:t>
+              <w:t xml:space="preserve">D)) </w:t>
             </w:r>
             <w:r>
               <w:rPr>
@@ -1082,10 +1049,7 @@
               <w:t>(¬</w:t>
             </w:r>
             <w:r>
-              <w:t>B</w:t>
-            </w:r>
-            <w:r>
-              <w:t xml:space="preserve"> </w:t>
+              <w:t xml:space="preserve">B </w:t>
             </w:r>
             <w:r>
               <w:rPr>
@@ -1145,10 +1109,7 @@
               <w:t>(¬</w:t>
             </w:r>
             <w:r>
-              <w:t>B</w:t>
-            </w:r>
-            <w:r>
-              <w:t xml:space="preserve"> </w:t>
+              <w:t xml:space="preserve">B </w:t>
             </w:r>
             <w:r>
               <w:rPr>
@@ -1220,10 +1181,163 @@
               <w:t>¬</w:t>
             </w:r>
             <w:r>
+              <w:t xml:space="preserve">D </w:t>
+            </w:r>
+            <w:r>
+              <w:rPr>
+                <w:rFonts w:ascii="Cambria Math" w:hAnsi="Cambria Math" w:cs="Cambria Math"/>
+              </w:rPr>
+              <w:t>∨</w:t>
+            </w:r>
+            <w:r>
+              <w:rPr>
+                <w:rFonts w:ascii="Cambria Math" w:hAnsi="Cambria Math" w:cs="Cambria Math"/>
+              </w:rPr>
+              <w:t xml:space="preserve"> </w:t>
+            </w:r>
+            <w:r>
+              <w:t>¬</w:t>
+            </w:r>
+            <w:r>
+              <w:t>E</w:t>
+            </w:r>
+            <w:r>
+              <w:t>)</w:t>
+            </w:r>
+            <w:r>
+              <w:t xml:space="preserve"> </w:t>
+            </w:r>
+            <w:r>
+              <w:rPr>
+                <w:rFonts w:ascii="Cambria Math" w:hAnsi="Cambria Math" w:cs="Cambria Math"/>
+              </w:rPr>
+              <w:t>∧</w:t>
+            </w:r>
+            <w:r>
+              <w:rPr>
+                <w:rFonts w:ascii="Cambria Math" w:hAnsi="Cambria Math" w:cs="Cambria Math"/>
+              </w:rPr>
+              <w:t xml:space="preserve"> </w:t>
+            </w:r>
+            <w:r>
+              <w:t>(¬A</w:t>
+            </w:r>
+            <w:r>
+              <w:t xml:space="preserve"> </w:t>
+            </w:r>
+            <w:r>
+              <w:rPr>
+                <w:rFonts w:ascii="Cambria Math" w:hAnsi="Cambria Math" w:cs="Cambria Math"/>
+              </w:rPr>
+              <w:t>∨</w:t>
+            </w:r>
+            <w:r>
+              <w:rPr>
+                <w:rFonts w:ascii="Cambria Math" w:hAnsi="Cambria Math" w:cs="Cambria Math"/>
+              </w:rPr>
+              <w:t xml:space="preserve"> </w:t>
+            </w:r>
+            <w:r>
+              <w:t>¬</w:t>
+            </w:r>
+            <w:r>
+              <w:t xml:space="preserve">E </w:t>
+            </w:r>
+            <w:r>
+              <w:rPr>
+                <w:rFonts w:ascii="Cambria Math" w:hAnsi="Cambria Math" w:cs="Cambria Math"/>
+              </w:rPr>
+              <w:t>∨</w:t>
+            </w:r>
+            <w:r>
+              <w:rPr>
+                <w:rFonts w:ascii="Cambria Math" w:hAnsi="Cambria Math" w:cs="Cambria Math"/>
+              </w:rPr>
+              <w:t xml:space="preserve"> </w:t>
+            </w:r>
+            <w:r>
+              <w:t>¬F)</w:t>
+            </w:r>
+            <w:r>
+              <w:t xml:space="preserve"> </w:t>
+            </w:r>
+            <w:r>
+              <w:rPr>
+                <w:rFonts w:ascii="Cambria Math" w:hAnsi="Cambria Math" w:cs="Cambria Math"/>
+              </w:rPr>
+              <w:t>∧</w:t>
+            </w:r>
+            <w:r>
+              <w:rPr>
+                <w:rFonts w:ascii="Cambria Math" w:hAnsi="Cambria Math" w:cs="Cambria Math"/>
+              </w:rPr>
+              <w:t xml:space="preserve"> </w:t>
+            </w:r>
+            <w:r>
+              <w:t>(¬</w:t>
+            </w:r>
+            <w:r>
+              <w:t xml:space="preserve">B </w:t>
+            </w:r>
+            <w:r>
+              <w:rPr>
+                <w:rFonts w:ascii="Cambria Math" w:hAnsi="Cambria Math" w:cs="Cambria Math"/>
+              </w:rPr>
+              <w:t>∨</w:t>
+            </w:r>
+            <w:r>
+              <w:rPr>
+                <w:rFonts w:ascii="Cambria Math" w:hAnsi="Cambria Math" w:cs="Cambria Math"/>
+              </w:rPr>
+              <w:t xml:space="preserve"> </w:t>
+            </w:r>
+            <w:r>
+              <w:t>¬</w:t>
+            </w:r>
+            <w:r>
+              <w:t xml:space="preserve">D </w:t>
+            </w:r>
+            <w:r>
+              <w:rPr>
+                <w:rFonts w:ascii="Cambria Math" w:hAnsi="Cambria Math" w:cs="Cambria Math"/>
+              </w:rPr>
+              <w:t>∨</w:t>
+            </w:r>
+            <w:r>
+              <w:rPr>
+                <w:rFonts w:ascii="Cambria Math" w:hAnsi="Cambria Math" w:cs="Cambria Math"/>
+              </w:rPr>
+              <w:t xml:space="preserve"> </w:t>
+            </w:r>
+            <w:r>
+              <w:t>¬</w:t>
+            </w:r>
+            <w:r>
               <w:t>D</w:t>
             </w:r>
             <w:r>
-              <w:t xml:space="preserve"> </w:t>
+              <w:t>)</w:t>
+            </w:r>
+            <w:r>
+              <w:t xml:space="preserve"> </w:t>
+            </w:r>
+            <w:r>
+              <w:rPr>
+                <w:rFonts w:ascii="Cambria Math" w:hAnsi="Cambria Math" w:cs="Cambria Math"/>
+              </w:rPr>
+              <w:t>∧</w:t>
+            </w:r>
+            <w:r>
+              <w:rPr>
+                <w:rFonts w:ascii="Cambria Math" w:hAnsi="Cambria Math" w:cs="Cambria Math"/>
+              </w:rPr>
+              <w:t xml:space="preserve"> </w:t>
+            </w:r>
+            <w:r>
+              <w:t>(¬</w:t>
+            </w:r>
+            <w:r>
+              <w:t xml:space="preserve">B </w:t>
             </w:r>
             <w:r>
               <w:rPr>
@@ -1241,178 +1355,7 @@
               <w:t>¬</w:t>
             </w:r>
             <w:r>
-              <w:t>E</w:t>
-            </w:r>
-            <w:r>
-              <w:t>)</w:t>
-            </w:r>
-            <w:r>
-              <w:t xml:space="preserve"> </w:t>
-            </w:r>
-            <w:r>
-              <w:rPr>
-                <w:rFonts w:ascii="Cambria Math" w:hAnsi="Cambria Math" w:cs="Cambria Math"/>
-              </w:rPr>
-              <w:t>∧</w:t>
-            </w:r>
-            <w:r>
-              <w:rPr>
-                <w:rFonts w:ascii="Cambria Math" w:hAnsi="Cambria Math" w:cs="Cambria Math"/>
-              </w:rPr>
-              <w:t xml:space="preserve"> </w:t>
-            </w:r>
-            <w:r>
-              <w:t>(¬A</w:t>
-            </w:r>
-            <w:r>
-              <w:t xml:space="preserve"> </w:t>
-            </w:r>
-            <w:r>
-              <w:rPr>
-                <w:rFonts w:ascii="Cambria Math" w:hAnsi="Cambria Math" w:cs="Cambria Math"/>
-              </w:rPr>
-              <w:t>∨</w:t>
-            </w:r>
-            <w:r>
-              <w:rPr>
-                <w:rFonts w:ascii="Cambria Math" w:hAnsi="Cambria Math" w:cs="Cambria Math"/>
-              </w:rPr>
-              <w:t xml:space="preserve"> </w:t>
-            </w:r>
-            <w:r>
-              <w:t>¬</w:t>
-            </w:r>
-            <w:r>
-              <w:t>E</w:t>
-            </w:r>
-            <w:r>
-              <w:t xml:space="preserve"> </w:t>
-            </w:r>
-            <w:r>
-              <w:rPr>
-                <w:rFonts w:ascii="Cambria Math" w:hAnsi="Cambria Math" w:cs="Cambria Math"/>
-              </w:rPr>
-              <w:t>∨</w:t>
-            </w:r>
-            <w:r>
-              <w:rPr>
-                <w:rFonts w:ascii="Cambria Math" w:hAnsi="Cambria Math" w:cs="Cambria Math"/>
-              </w:rPr>
-              <w:t xml:space="preserve"> </w:t>
-            </w:r>
-            <w:r>
-              <w:t>¬F)</w:t>
-            </w:r>
-            <w:r>
-              <w:t xml:space="preserve"> </w:t>
-            </w:r>
-            <w:r>
-              <w:rPr>
-                <w:rFonts w:ascii="Cambria Math" w:hAnsi="Cambria Math" w:cs="Cambria Math"/>
-              </w:rPr>
-              <w:t>∧</w:t>
-            </w:r>
-            <w:r>
-              <w:rPr>
-                <w:rFonts w:ascii="Cambria Math" w:hAnsi="Cambria Math" w:cs="Cambria Math"/>
-              </w:rPr>
-              <w:t xml:space="preserve"> </w:t>
-            </w:r>
-            <w:r>
-              <w:t>(¬</w:t>
-            </w:r>
-            <w:r>
-              <w:t>B</w:t>
-            </w:r>
-            <w:r>
-              <w:t xml:space="preserve"> </w:t>
-            </w:r>
-            <w:r>
-              <w:rPr>
-                <w:rFonts w:ascii="Cambria Math" w:hAnsi="Cambria Math" w:cs="Cambria Math"/>
-              </w:rPr>
-              <w:t>∨</w:t>
-            </w:r>
-            <w:r>
-              <w:rPr>
-                <w:rFonts w:ascii="Cambria Math" w:hAnsi="Cambria Math" w:cs="Cambria Math"/>
-              </w:rPr>
-              <w:t xml:space="preserve"> </w:t>
-            </w:r>
-            <w:r>
-              <w:t>¬</w:t>
-            </w:r>
-            <w:r>
-              <w:t>D</w:t>
-            </w:r>
-            <w:r>
-              <w:t xml:space="preserve"> </w:t>
-            </w:r>
-            <w:r>
-              <w:rPr>
-                <w:rFonts w:ascii="Cambria Math" w:hAnsi="Cambria Math" w:cs="Cambria Math"/>
-              </w:rPr>
-              <w:t>∨</w:t>
-            </w:r>
-            <w:r>
-              <w:rPr>
-                <w:rFonts w:ascii="Cambria Math" w:hAnsi="Cambria Math" w:cs="Cambria Math"/>
-              </w:rPr>
-              <w:t xml:space="preserve"> </w:t>
-            </w:r>
-            <w:r>
-              <w:t>¬</w:t>
-            </w:r>
-            <w:r>
-              <w:t>D</w:t>
-            </w:r>
-            <w:r>
-              <w:t>)</w:t>
-            </w:r>
-            <w:r>
-              <w:t xml:space="preserve"> </w:t>
-            </w:r>
-            <w:r>
-              <w:rPr>
-                <w:rFonts w:ascii="Cambria Math" w:hAnsi="Cambria Math" w:cs="Cambria Math"/>
-              </w:rPr>
-              <w:t>∧</w:t>
-            </w:r>
-            <w:r>
-              <w:rPr>
-                <w:rFonts w:ascii="Cambria Math" w:hAnsi="Cambria Math" w:cs="Cambria Math"/>
-              </w:rPr>
-              <w:t xml:space="preserve"> </w:t>
-            </w:r>
-            <w:r>
-              <w:t>(¬</w:t>
-            </w:r>
-            <w:r>
-              <w:t>B</w:t>
-            </w:r>
-            <w:r>
-              <w:t xml:space="preserve"> </w:t>
-            </w:r>
-            <w:r>
-              <w:rPr>
-                <w:rFonts w:ascii="Cambria Math" w:hAnsi="Cambria Math" w:cs="Cambria Math"/>
-              </w:rPr>
-              <w:t>∨</w:t>
-            </w:r>
-            <w:r>
-              <w:rPr>
-                <w:rFonts w:ascii="Cambria Math" w:hAnsi="Cambria Math" w:cs="Cambria Math"/>
-              </w:rPr>
-              <w:t xml:space="preserve"> </w:t>
-            </w:r>
-            <w:r>
-              <w:t>¬</w:t>
-            </w:r>
-            <w:r>
-              <w:t>D</w:t>
-            </w:r>
-            <w:r>
-              <w:t xml:space="preserve"> </w:t>
+              <w:t xml:space="preserve">D </w:t>
             </w:r>
             <w:r>
               <w:rPr>
@@ -1819,13 +1762,7 @@
               <w:rPr>
                 <w:rFonts w:ascii="Cambria Math" w:hAnsi="Cambria Math" w:cs="Cambria Math"/>
               </w:rPr>
-              <w:t xml:space="preserve"> </w:t>
-            </w:r>
-            <w:r>
-              <w:rPr>
-                <w:rFonts w:ascii="Cambria Math" w:hAnsi="Cambria Math" w:cs="Cambria Math"/>
-              </w:rPr>
-              <w:t>∨</w:t>
+              <w:t xml:space="preserve"> ∨</w:t>
             </w:r>
             <w:r>
               <w:t xml:space="preserve"> (A </w:t>
@@ -2072,7 +2009,224 @@
         <w:t>Exercise 43</w:t>
       </w:r>
     </w:p>
-    <w:p/>
+    <w:p>
+      <w:r>
+        <w:t xml:space="preserve">We start by looking at </w:t>
+      </w:r>
+      <w:r>
+        <w:t xml:space="preserve">(E ↔ (F2 </w:t>
+      </w:r>
+      <w:r>
+        <w:rPr>
+          <w:rFonts w:ascii="Cambria Math" w:hAnsi="Cambria Math" w:cs="Cambria Math"/>
+        </w:rPr>
+        <w:t>∧</w:t>
+      </w:r>
+      <w:r>
+        <w:t xml:space="preserve"> F3))</w:t>
+      </w:r>
+      <w:r>
+        <w:t xml:space="preserve">, meaning that </w:t>
+      </w:r>
+      <w:r>
+        <w:t xml:space="preserve">(F2 </w:t>
+      </w:r>
+      <w:r>
+        <w:rPr>
+          <w:rFonts w:ascii="Cambria Math" w:hAnsi="Cambria Math" w:cs="Cambria Math"/>
+        </w:rPr>
+        <w:t>∧</w:t>
+      </w:r>
+      <w:r>
+        <w:t xml:space="preserve"> F3)</w:t>
+      </w:r>
+      <w:r>
+        <w:t xml:space="preserve"> is true if and only if</w:t>
+      </w:r>
+      <w:r>
+        <w:t xml:space="preserve"> </w:t>
+      </w:r>
+      <w:r>
+        <w:t>E is true. Because this is the case, we can replace any occurrence o</w:t>
+      </w:r>
+      <w:r>
+        <w:t>f</w:t>
+      </w:r>
+      <w:r>
+        <w:t xml:space="preserve"> (F2 </w:t>
+      </w:r>
+      <w:r>
+        <w:rPr>
+          <w:rFonts w:ascii="Cambria Math" w:hAnsi="Cambria Math" w:cs="Cambria Math"/>
+        </w:rPr>
+        <w:t>∧</w:t>
+      </w:r>
+      <w:r>
+        <w:t xml:space="preserve"> F3)</w:t>
+      </w:r>
+      <w:r>
+        <w:t xml:space="preserve"> with E and vice versa. This means that (</w:t>
+      </w:r>
+      <w:r>
+        <w:t xml:space="preserve">F1 </w:t>
+      </w:r>
+      <w:r>
+        <w:rPr>
+          <w:rFonts w:ascii="Cambria Math" w:hAnsi="Cambria Math" w:cs="Cambria Math"/>
+        </w:rPr>
+        <w:t>∨</w:t>
+      </w:r>
+      <w:r>
+        <w:t xml:space="preserve"> (F2 </w:t>
+      </w:r>
+      <w:r>
+        <w:rPr>
+          <w:rFonts w:ascii="Cambria Math" w:hAnsi="Cambria Math" w:cs="Cambria Math"/>
+        </w:rPr>
+        <w:t>∧</w:t>
+      </w:r>
+      <w:r>
+        <w:t xml:space="preserve"> F3)</w:t>
+      </w:r>
+      <w:r>
+        <w:t xml:space="preserve">) is equivalent to </w:t>
+      </w:r>
+      <w:r>
+        <w:t xml:space="preserve">(F1 </w:t>
+      </w:r>
+      <w:r>
+        <w:rPr>
+          <w:rFonts w:ascii="Cambria Math" w:hAnsi="Cambria Math" w:cs="Cambria Math"/>
+        </w:rPr>
+        <w:t>∨</w:t>
+      </w:r>
+      <w:r>
+        <w:t xml:space="preserve"> E)</w:t>
+      </w:r>
+      <w:r>
+        <w:t>. Now if (</w:t>
+      </w:r>
+      <w:r>
+        <w:t xml:space="preserve">F1 </w:t>
+      </w:r>
+      <w:r>
+        <w:rPr>
+          <w:rFonts w:ascii="Cambria Math" w:hAnsi="Cambria Math" w:cs="Cambria Math"/>
+        </w:rPr>
+        <w:t>∨</w:t>
+      </w:r>
+      <w:r>
+        <w:t xml:space="preserve"> (F2 </w:t>
+      </w:r>
+      <w:r>
+        <w:rPr>
+          <w:rFonts w:ascii="Cambria Math" w:hAnsi="Cambria Math" w:cs="Cambria Math"/>
+        </w:rPr>
+        <w:t>∧</w:t>
+      </w:r>
+      <w:r>
+        <w:t xml:space="preserve"> F3</w:t>
+      </w:r>
+      <w:r>
+        <w:t>)</w:t>
+      </w:r>
+      <w:r>
+        <w:t>)</w:t>
+      </w:r>
+      <w:r>
+        <w:t xml:space="preserve"> is satisfiable, either F1 or </w:t>
+      </w:r>
+      <w:r>
+        <w:t xml:space="preserve">(F2 </w:t>
+      </w:r>
+      <w:r>
+        <w:rPr>
+          <w:rFonts w:ascii="Cambria Math" w:hAnsi="Cambria Math" w:cs="Cambria Math"/>
+        </w:rPr>
+        <w:t>∧</w:t>
+      </w:r>
+      <w:r>
+        <w:t xml:space="preserve"> F3</w:t>
+      </w:r>
+      <w:r>
+        <w:t>)</w:t>
+      </w:r>
+      <w:r>
+        <w:t xml:space="preserve"> is true. </w:t>
+      </w:r>
+      <w:r>
+        <w:t xml:space="preserve">If F1 is true, then </w:t>
+      </w:r>
+      <w:r>
+        <w:t xml:space="preserve">(F1 </w:t>
+      </w:r>
+      <w:r>
+        <w:rPr>
+          <w:rFonts w:ascii="Cambria Math" w:hAnsi="Cambria Math" w:cs="Cambria Math"/>
+        </w:rPr>
+        <w:t>∨</w:t>
+      </w:r>
+      <w:r>
+        <w:t xml:space="preserve"> E)</w:t>
+      </w:r>
+      <w:r>
+        <w:t xml:space="preserve"> is true; and if </w:t>
+      </w:r>
+      <w:r>
+        <w:t xml:space="preserve">(F2 </w:t>
+      </w:r>
+      <w:r>
+        <w:rPr>
+          <w:rFonts w:ascii="Cambria Math" w:hAnsi="Cambria Math" w:cs="Cambria Math"/>
+        </w:rPr>
+        <w:t>∧</w:t>
+      </w:r>
+      <w:r>
+        <w:t xml:space="preserve"> F3</w:t>
+      </w:r>
+      <w:r>
+        <w:t>)</w:t>
+      </w:r>
+      <w:r>
+        <w:t xml:space="preserve"> is true, then E is true. This means the second formula is satisfiable if the first formula is. And because (</w:t>
+      </w:r>
+      <w:r>
+        <w:t xml:space="preserve">F2 </w:t>
+      </w:r>
+      <w:r>
+        <w:rPr>
+          <w:rFonts w:ascii="Cambria Math" w:hAnsi="Cambria Math" w:cs="Cambria Math"/>
+        </w:rPr>
+        <w:t>∧</w:t>
+      </w:r>
+      <w:r>
+        <w:t xml:space="preserve"> F3</w:t>
+      </w:r>
+      <w:r>
+        <w:t xml:space="preserve">) is equivalent to E and can be </w:t>
+      </w:r>
+      <w:r>
+        <w:t>back substituted</w:t>
+      </w:r>
+      <w:r>
+        <w:t xml:space="preserve"> into </w:t>
+      </w:r>
+      <w:r>
+        <w:t xml:space="preserve">(F1 </w:t>
+      </w:r>
+      <w:r>
+        <w:rPr>
+          <w:rFonts w:ascii="Cambria Math" w:hAnsi="Cambria Math" w:cs="Cambria Math"/>
+        </w:rPr>
+        <w:t>∨</w:t>
+      </w:r>
+      <w:r>
+        <w:t xml:space="preserve"> E)</w:t>
+      </w:r>
+      <w:r>
+        <w:t xml:space="preserve"> in the second formula, this means the first formula is also satisfiable if the second formula is. Therefore, the two formulas are equisatisfiable.</w:t>
+      </w:r>
+    </w:p>
     <w:sectPr>
       <w:pgSz w:w="12240" w:h="15840"/>
       <w:pgMar w:top="1440" w:right="1440" w:bottom="1440" w:left="1440" w:header="720" w:footer="720" w:gutter="0"/>
